--- a/pr-preview/pr-174/estimation-handout-tracked-changes.docx
+++ b/pr-preview/pr-174/estimation-handout-tracked-changes.docx
@@ -16,7 +16,7 @@
       </w:pPr>
       <w:del w:id="1" w:author="PR Preview" w:date="2026-01-01T00:00:00Z">
         <w:r>
-          <w:delText xml:space="preserve">Last modified: 2026-10-14 19:34:19 (PDT)</w:delText>
+          <w:delText xml:space="preserve">Last modified: 2026-10-14 22:39:48 (PDT)</w:delText>
         </w:r>
       </w:del>
     </w:p>
@@ -26,7 +26,7 @@
       </w:pPr>
       <w:ins w:id="2" w:author="PR Preview" w:date="2026-01-01T00:00:00Z">
         <w:r>
-          <w:t xml:space="preserve">Last modified: 2026-10-14 22:35:51 (PDT)</w:t>
+          <w:t xml:space="preserve">Last modified: 2026-10-14 23:16:26 (PDT)</w:t>
         </w:r>
       </w:ins>
     </w:p>

--- a/pr-preview/pr-174/estimation-handout-tracked-changes.docx
+++ b/pr-preview/pr-174/estimation-handout-tracked-changes.docx
@@ -26,7 +26,7 @@
       </w:pPr>
       <w:ins w:id="2" w:author="PR Preview" w:date="2026-01-01T00:00:00Z">
         <w:r>
-          <w:t xml:space="preserve">Last modified: 2026-10-14 23:16:26 (PDT)</w:t>
+          <w:t xml:space="preserve">Last modified: 2026-10-14 23:56:10 (PDT)</w:t>
         </w:r>
       </w:ins>
     </w:p>

--- a/pr-preview/pr-174/estimation-handout-tracked-changes.docx
+++ b/pr-preview/pr-174/estimation-handout-tracked-changes.docx
@@ -16,7 +16,7 @@
       </w:pPr>
       <w:del w:id="1" w:author="PR Preview" w:date="2026-01-01T00:00:00Z">
         <w:r>
-          <w:delText xml:space="preserve">Last modified: 2026-10-14 22:39:48 (PDT)</w:delText>
+          <w:delText xml:space="preserve">Last modified: 2026-10-14 23:57:22 (PDT)</w:delText>
         </w:r>
       </w:del>
     </w:p>
@@ -26,7 +26,7 @@
       </w:pPr>
       <w:ins w:id="2" w:author="PR Preview" w:date="2026-01-01T00:00:00Z">
         <w:r>
-          <w:t xml:space="preserve">Last modified: 2026-10-14 23:56:10 (PDT)</w:t>
+          <w:t xml:space="preserve">Last modified: 2026-10-15 00:22:28 (PDT)</w:t>
         </w:r>
       </w:ins>
     </w:p>
@@ -5644,7 +5644,7 @@
         </m:oMathParaPr>
         <m:oMath>
           <m:r>
-            <m:t>e</m:t>
+            <m:t>ε</m:t>
           </m:r>
           <m:limUpp>
             <m:e>
@@ -5750,7 +5750,7 @@
         <m:sSub>
           <m:e>
             <m:r>
-              <m:t>e</m:t>
+              <m:t>ε</m:t>
             </m:r>
           </m:e>
           <m:sub>
@@ -5829,7 +5829,7 @@
               <m:sSub>
                 <m:e>
                   <m:r>
-                    <m:t>e</m:t>
+                    <m:t>ε</m:t>
                   </m:r>
                 </m:e>
                 <m:sub>
@@ -6139,7 +6139,7 @@
           <m:sSub>
             <m:e>
               <m:r>
-                <m:t>e</m:t>
+                <m:t>ε</m:t>
               </m:r>
             </m:e>
             <m:sub>
@@ -6343,7 +6343,7 @@
           <m:sSub>
             <m:e>
               <m:r>
-                <m:t>e</m:t>
+                <m:t>ε</m:t>
               </m:r>
             </m:e>
             <m:sub>
@@ -7935,7 +7935,7 @@
           <m:eqArr>
             <m:e>
               <m:r>
-                <m:t>e</m:t>
+                <m:t>ε</m:t>
               </m:r>
               <m:r>
                 <m:t>&amp;</m:t>
@@ -8367,7 +8367,7 @@
               <m:sSubSup>
                 <m:e>
                   <m:r>
-                    <m:t>e</m:t>
+                    <m:t>ε</m:t>
                   </m:r>
                 </m:e>
                 <m:sub>
@@ -9112,7 +9112,7 @@
               <m:sSub>
                 <m:e>
                   <m:r>
-                    <m:t>e</m:t>
+                    <m:t>ε</m:t>
                   </m:r>
                 </m:e>
                 <m:sub>
